--- a/Docs/Version 3/EN/uMakerAi-ChatConnection/uMakerAi-ChatConnection_EN.docx
+++ b/Docs/Version 3/EN/uMakerAi-ChatConnection/uMakerAi-ChatConnection_EN.docx
@@ -11287,27 +11287,7 @@
         <w:spacing w:after="100" w:afterAutospacing="1"/>
       </w:pPr>
       <w:r>
-        <w:t xml:space="preserve">Ahora </w:t>
-      </w:r>
-      <w:r>
-        <w:rPr>
-          <w:b/>
-          <w:bCs/>
-          <w:i/>
-          <w:iCs/>
-        </w:rPr>
-        <w:t>TAiChatConnection</w:t>
-      </w:r>
-      <w:r>
-        <w:t>You know that when you talk to the AI, you should tell it that the tool</w:t>
-      </w:r>
-      <w:proofErr w:type="spellStart"/>
-      <w:r>
-        <w:t>GetFechaActual</w:t>
-      </w:r>
-      <w:proofErr w:type="spellEnd"/>
-      <w:r>
-        <w:t>is available.</w:t>
+        <w:t>NowTAiChatConnectionYou know that when you talk to the AI, you should tell it that the toolGetFechaActualis available.</w:t>
       </w:r>
     </w:p>
     <w:p>
